--- a/assets/resumes/machine-learning.docx
+++ b/assets/resumes/machine-learning.docx
@@ -97,33 +97,63 @@
           <w:p>
             <w:pPr>
               <w:pStyle w:val="ResumeContact"/>
+              <w:spacing w:after="0"/>
             </w:pPr>
+            <w:r/>
+            <w:hyperlink r:id="rId14">
+              <w:r>
+                <w:rPr>
+                  <w:color w:val="245483"/>
+                  <w:u w:val="single"/>
+                  <w:sz w:val="18"/>
+                </w:rPr>
+                <w:t>2903442978@qq.com</w:t>
+              </w:r>
+            </w:hyperlink>
+            <w:r>
+              <w:rPr>
+                <w:sz w:val="18"/>
+              </w:rPr>
+              <w:t xml:space="preserve"> | </w:t>
+            </w:r>
             <w:hyperlink r:id="rId7">
               <w:r>
                 <w:rPr>
-                  <w:rStyle w:val="a4"/>
+                  <w:color w:val="245483"/>
+                  <w:u w:val="single"/>
+                  <w:sz w:val="18"/>
                 </w:rPr>
                 <w:t>chujunjie0908@gmail.com</w:t>
               </w:r>
             </w:hyperlink>
             <w:r>
-              <w:t xml:space="preserve">  |  </w:t>
+              <w:rPr>
+                <w:sz w:val="18"/>
+              </w:rPr>
+              <w:t xml:space="preserve"> | </w:t>
             </w:r>
             <w:hyperlink r:id="rId8">
               <w:r>
                 <w:rPr>
-                  <w:rStyle w:val="a4"/>
+                  <w:color w:val="245483"/>
+                  <w:u w:val="single"/>
+                  <w:sz w:val="18"/>
                 </w:rPr>
                 <w:t>GitHub</w:t>
               </w:r>
             </w:hyperlink>
             <w:r>
-              <w:t xml:space="preserve">  |  </w:t>
+              <w:rPr>
+                <w:sz w:val="18"/>
+              </w:rPr>
+              <w:t xml:space="preserve"> | </w:t>
             </w:r>
             <w:hyperlink r:id="rId9">
               <w:r>
                 <w:rPr>
-                  <w:rStyle w:val="a4"/>
+                  <w:color w:val="245483"/>
+                  <w:u w:val="single"/>
+                  <w:sz w:val="18"/>
                 </w:rPr>
                 <w:t>个人主页</w:t>
               </w:r>
@@ -304,6 +334,9 @@
         <w:pStyle w:val="ResumeBullet"/>
       </w:pPr>
       <w:r>
+        <w:rPr>
+          <w:b w:val="0"/>
+        </w:rPr>
         <w:t xml:space="preserve">针对AIGC模特图身份漂移，对比InsightFace、DeepFace等5种方案；在3身份参考库开展1:N开放集测试，13张已知样本识别正确、10张陌生样本正确拒识。</w:t>
       </w:r>
     </w:p>
@@ -312,6 +345,9 @@
         <w:pStyle w:val="ResumeBullet"/>
       </w:pPr>
       <w:r>
+        <w:rPr>
+          <w:b w:val="0"/>
+        </w:rPr>
         <w:t xml:space="preserve">将选型结果落为1:1人脸一致性连接器：基于buffalo_l实现检测、对齐、特征提取和余弦比对，以ONNX Runtime打包离线推理并部署至Workbench。</w:t>
       </w:r>
     </w:p>
@@ -351,18 +387,16 @@
         <w:rPr>
           <w:b w:val="1"/>
         </w:rPr>
-        <w:t xml:space="preserve">野生动物保护图像分类</w:t>
+        <w:t>野生动物保护图像分类</w:t>
       </w:r>
       <w:r>
         <w:rPr>
-          <w:color w:val="555555"/>
+          <w:b w:val="0"/>
+          <w:color w:val="595959"/>
           <w:sz w:val="19"/>
-          <w:szCs w:val="19"/>
-          <w:b w:val="0"/>
         </w:rPr>
-        <w:t xml:space="preserve"/>
         <w:tab/>
-        <w:t xml:space="preserve">2026.05–2026.08</w:t>
+        <w:t>2026.05–2026.08</w:t>
       </w:r>
     </w:p>
     <w:p>
@@ -389,6 +423,9 @@
         <w:pStyle w:val="ResumeBullet"/>
       </w:pPr>
       <w:r>
+        <w:rPr>
+          <w:b w:val="0"/>
+        </w:rPr>
         <w:t xml:space="preserve">面向8类野生动物的16,488张图像，承担数据加载、EDA、预处理与基础训练；按拍摄站点实施StratifiedGroupKFold，避免训练与验证站点重叠，检查OOF覆盖。</w:t>
       </w:r>
     </w:p>
@@ -397,6 +434,9 @@
         <w:pStyle w:val="ResumeBullet"/>
       </w:pPr>
       <w:r>
+        <w:rPr>
+          <w:b w:val="0"/>
+        </w:rPr>
         <w:t xml:space="preserve">参与团队19组实验，开发、调试ResNet / ConvNeXt训练及Optuna搜索代码；对比分辨率和数据增强配置，团队选用ConvNeXt-Small 320×320。</w:t>
       </w:r>
     </w:p>
@@ -405,16 +445,10 @@
         <w:pStyle w:val="ResumeBullet"/>
       </w:pPr>
       <w:r>
-        <w:t xml:space="preserve">参与4×TTA、五折集成与logit融合；团队公开榜</w:t>
-      </w:r>
-      <w:r>
         <w:rPr>
-          <w:b w:val="1"/>
+          <w:b w:val="0"/>
         </w:rPr>
-        <w:t xml:space="preserve">42/797</w:t>
-      </w:r>
-      <w:r>
-        <w:t xml:space="preserve">，Log Loss从2.5453降至1.0136。</w:t>
+        <w:t>参与4×TTA、五折集成与logit融合；DrivenData Conser-vision Practice Area: Image Classification练习公开榜48/810，Log Loss从2.5453降至1.0136。</w:t>
       </w:r>
     </w:p>
     <w:p>
@@ -436,7 +470,7 @@
         <w:pStyle w:val="ResumeMeta"/>
       </w:pPr>
       <w:r>
-        <w:t xml:space="preserve">个人课程项目｜Weka / J48 / Naive Bayes / IBk / MLP</w:t>
+        <w:t>个人课程项目｜Weka / J48 / Naive Bayes / IBk / DL4J MLP</w:t>
       </w:r>
     </w:p>
     <w:p>
@@ -444,7 +478,10 @@
         <w:pStyle w:val="ResumeBullet"/>
       </w:pPr>
       <w:r>
-        <w:t xml:space="preserve">对3,630条学生记录、36项特征完成EDA、编码字段处理与K-means聚类；以ZeroR准确率60.9%为基线，使用10折交叉验证比较J48、Naive Bayes、IBk与MLP。</w:t>
+        <w:rPr>
+          <w:b w:val="0"/>
+        </w:rPr>
+        <w:t>处理3,630条记录与36项特征，完成EDA、字段处理和K-means聚类；以ZeroR准确率60.9%为基线，10折验证比较J48、Naive Bayes、IBk与DL4J MLP。</w:t>
       </w:r>
     </w:p>
     <w:p>
@@ -452,7 +489,10 @@
         <w:pStyle w:val="ResumeBullet"/>
       </w:pPr>
       <w:r>
-        <w:t xml:space="preserve">调优MLP后加权F1为0.893、ROC-AUC为0.933、辍学召回率为0.825；分析第二学期通过课程数等特征与辍学结果的关联，限定为在校数据预测。</w:t>
+        <w:rPr>
+          <w:b w:val="0"/>
+        </w:rPr>
+        <w:t>调优DL4J MLP后加权F1为0.893、ROC-AUC为0.933、辍学召回0.825；J48以第二学期通过课程数为根节点，结果限定为在校阶段关联分析。</w:t>
       </w:r>
     </w:p>
     <w:p>
@@ -965,7 +1005,7 @@
     <w:name w:val="Normal"/>
     <w:qFormat/>
     <w:pPr>
-      <w:spacing w:after="38" w:line="365" w:lineRule="exact"/>
+      <w:spacing w:after="25" w:line="365" w:lineRule="exact"/>
     </w:pPr>
   </w:style>
   <w:style w:type="paragraph" w:styleId="1">
@@ -980,7 +1020,7 @@
       <w:pBdr>
         <w:bottom w:val="single" w:sz="6" w:space="2" w:color="1F4E79"/>
       </w:pBdr>
-      <w:spacing w:before="214" w:after="88" w:line="403" w:lineRule="exact"/>
+      <w:spacing w:before="140" w:after="70" w:line="403" w:lineRule="exact"/>
       <w:outlineLvl w:val="0"/>
     </w:pPr>
     <w:rPr>
@@ -1065,7 +1105,7 @@
     <w:pPr>
       <w:keepNext/>
       <w:keepLines/>
-      <w:spacing w:before="88" w:after="19" w:line="372" w:lineRule="exact"/>
+      <w:spacing w:before="60" w:after="19" w:line="372" w:lineRule="exact"/>
     </w:pPr>
     <w:rPr>
       <w:b/>
@@ -1093,7 +1133,7 @@
       <w:numPr>
         <w:numId w:val="1"/>
       </w:numPr>
-      <w:spacing w:after="44"/>
+      <w:spacing w:after="30"/>
     </w:pPr>
   </w:style>
   <w:style w:type="character" w:styleId="a4">
